--- a/解决方案大纲_基于openJiuwen的个人学习规划Agent.docx
+++ b/解决方案大纲_基于openJiuwen的个人学习规划Agent.docx
@@ -1217,7 +1217,21 @@
           <w:color w:val="1F4E79"/>
           <w:sz w:val="24"/>
         </w:rPr>
-        <w:t>2.3.1 命题表面需求</w:t>
+        <w:t>2.3.1 命题表面需求（赛题原文 + 逐条对齐）</w:t>
+      </w:r>
+    </w:p>
+    <w:p>
+      <w:pPr>
+        <w:spacing w:after="60" w:line="312" w:lineRule="auto"/>
+      </w:pPr>
+      <w:r>
+        <w:rPr>
+          <w:rFonts w:ascii="Times New Roman" w:hAnsi="Times New Roman" w:eastAsia="宋体"/>
+          <w:b/>
+          <w:i w:val="0"/>
+          <w:sz w:val="24"/>
+        </w:rPr>
+        <w:t>【命题背景】</w:t>
       </w:r>
     </w:p>
     <w:p>
@@ -1231,8 +1245,321 @@
           <w:i w:val="0"/>
           <w:sz w:val="24"/>
         </w:rPr>
-        <w:t>【待补充：赛题原文逐条要求，将原文粘贴于此并对齐。】</w:t>
+        <w:t>本科生在学习编程、数学、英语、科研入门等任务时，常常面临目标不清、计划难坚持、资源分散、学习进度无法动态调整等问题。传统学习计划通常是静态表格，一旦用户进度落后、掌握情况变化或目标调整，就很难自动更新。因此需要构建一个能够记住用户学习状态、动态规划学习路径、根据反馈调整计划的个人学习规划 Agent。</w:t>
       </w:r>
+    </w:p>
+    <w:p>
+      <w:pPr>
+        <w:spacing w:after="60" w:line="312" w:lineRule="auto"/>
+      </w:pPr>
+      <w:r>
+        <w:rPr>
+          <w:rFonts w:ascii="Times New Roman" w:hAnsi="Times New Roman" w:eastAsia="宋体"/>
+          <w:b/>
+          <w:i w:val="0"/>
+          <w:sz w:val="24"/>
+        </w:rPr>
+        <w:t>【命题内容】</w:t>
+      </w:r>
+    </w:p>
+    <w:p>
+      <w:pPr>
+        <w:spacing w:after="60" w:line="312" w:lineRule="auto"/>
+      </w:pPr>
+      <w:r>
+        <w:rPr>
+          <w:rFonts w:ascii="Times New Roman" w:hAnsi="Times New Roman" w:eastAsia="宋体"/>
+          <w:b w:val="0"/>
+          <w:i w:val="0"/>
+          <w:sz w:val="24"/>
+        </w:rPr>
+        <w:t>基于 openJiuwen 框架，设计并实现一个个人学习规划 Agent，用于帮助学生完成一个阶段性学习目标，例如：30 天入门 Python、2 周准备数学建模竞赛、1 个月完成机器学习基础学习。系统需要具备：用户画像与学习记忆。</w:t>
+      </w:r>
+    </w:p>
+    <w:p>
+      <w:pPr>
+        <w:spacing w:after="60" w:line="312" w:lineRule="auto"/>
+      </w:pPr>
+      <w:r>
+        <w:rPr>
+          <w:rFonts w:ascii="Times New Roman" w:hAnsi="Times New Roman" w:eastAsia="宋体"/>
+          <w:b/>
+          <w:i w:val="0"/>
+          <w:sz w:val="24"/>
+        </w:rPr>
+        <w:t>【答题要求】逐条对齐本方案实现：</w:t>
+      </w:r>
+    </w:p>
+    <w:tbl>
+      <w:tblPr>
+        <w:tblStyle w:val="TableGrid"/>
+        <w:tblW w:type="auto" w:w="0"/>
+        <w:jc w:val="center"/>
+        <w:tblLook w:firstColumn="1" w:firstRow="1" w:lastColumn="0" w:lastRow="0" w:noHBand="0" w:noVBand="1" w:val="04A0"/>
+      </w:tblPr>
+      <w:tblGrid>
+        <w:gridCol w:w="4320"/>
+        <w:gridCol w:w="4320"/>
+      </w:tblGrid>
+      <w:tr>
+        <w:tc>
+          <w:tcPr>
+            <w:tcW w:type="dxa" w:w="4535"/>
+            <w:shd w:val="clear" w:fill="DEEAF6"/>
+          </w:tcPr>
+          <w:p>
+            <w:r/>
+            <w:r>
+              <w:rPr>
+                <w:rFonts w:ascii="Times New Roman" w:hAnsi="Times New Roman" w:eastAsia="黑体"/>
+                <w:b/>
+                <w:i w:val="0"/>
+                <w:sz w:val="22"/>
+              </w:rPr>
+              <w:t>答题要求（赛题原文）</w:t>
+            </w:r>
+          </w:p>
+        </w:tc>
+        <w:tc>
+          <w:tcPr>
+            <w:tcW w:type="dxa" w:w="3969"/>
+            <w:shd w:val="clear" w:fill="DEEAF6"/>
+          </w:tcPr>
+          <w:p>
+            <w:r/>
+            <w:r>
+              <w:rPr>
+                <w:rFonts w:ascii="Times New Roman" w:hAnsi="Times New Roman" w:eastAsia="黑体"/>
+                <w:b/>
+                <w:i w:val="0"/>
+                <w:sz w:val="22"/>
+              </w:rPr>
+              <w:t>本方案实现</w:t>
+            </w:r>
+          </w:p>
+        </w:tc>
+      </w:tr>
+      <w:tr>
+        <w:tc>
+          <w:tcPr>
+            <w:tcW w:type="dxa" w:w="4535"/>
+          </w:tcPr>
+          <w:p>
+            <w:r/>
+            <w:r>
+              <w:rPr>
+                <w:rFonts w:ascii="Times New Roman" w:hAnsi="Times New Roman" w:eastAsia="宋体"/>
+                <w:b w:val="0"/>
+                <w:i w:val="0"/>
+                <w:sz w:val="21"/>
+              </w:rPr>
+              <w:t>必须展示用户学习记忆如何存储与更新</w:t>
+            </w:r>
+          </w:p>
+        </w:tc>
+        <w:tc>
+          <w:tcPr>
+            <w:tcW w:type="dxa" w:w="3969"/>
+          </w:tcPr>
+          <w:p>
+            <w:r/>
+            <w:r>
+              <w:rPr>
+                <w:rFonts w:ascii="Times New Roman" w:hAnsi="Times New Roman" w:eastAsia="宋体"/>
+                <w:b w:val="0"/>
+                <w:i w:val="0"/>
+                <w:sz w:val="21"/>
+              </w:rPr>
+              <w:t>memory.json 记忆快照 + update_memory_after_checkin 打卡闭环更新</w:t>
+            </w:r>
+          </w:p>
+        </w:tc>
+      </w:tr>
+      <w:tr>
+        <w:tc>
+          <w:tcPr>
+            <w:tcW w:type="dxa" w:w="4535"/>
+          </w:tcPr>
+          <w:p>
+            <w:r/>
+            <w:r>
+              <w:rPr>
+                <w:rFonts w:ascii="Times New Roman" w:hAnsi="Times New Roman" w:eastAsia="宋体"/>
+                <w:b w:val="0"/>
+                <w:i w:val="0"/>
+                <w:sz w:val="21"/>
+              </w:rPr>
+              <w:t>必须设计至少 2 个 Skill，并说明输入、输出和调用条件</w:t>
+            </w:r>
+          </w:p>
+        </w:tc>
+        <w:tc>
+          <w:tcPr>
+            <w:tcW w:type="dxa" w:w="3969"/>
+          </w:tcPr>
+          <w:p>
+            <w:r/>
+            <w:r>
+              <w:rPr>
+                <w:rFonts w:ascii="Times New Roman" w:hAnsi="Times New Roman" w:eastAsia="宋体"/>
+                <w:b w:val="0"/>
+                <w:i w:val="0"/>
+                <w:sz w:val="21"/>
+              </w:rPr>
+              <w:t>skills.py 提供 6 个 Skill，详见 3.2.2</w:t>
+            </w:r>
+          </w:p>
+        </w:tc>
+      </w:tr>
+      <w:tr>
+        <w:tc>
+          <w:tcPr>
+            <w:tcW w:type="dxa" w:w="4535"/>
+          </w:tcPr>
+          <w:p>
+            <w:r/>
+            <w:r>
+              <w:rPr>
+                <w:rFonts w:ascii="Times New Roman" w:hAnsi="Times New Roman" w:eastAsia="宋体"/>
+                <w:b w:val="0"/>
+                <w:i w:val="0"/>
+                <w:sz w:val="21"/>
+              </w:rPr>
+              <w:t>必须包含一个动态调整案例（例如：用户连续 3 天未完成任务，Agent 如何重规划）</w:t>
+            </w:r>
+          </w:p>
+        </w:tc>
+        <w:tc>
+          <w:tcPr>
+            <w:tcW w:type="dxa" w:w="3969"/>
+          </w:tcPr>
+          <w:p>
+            <w:r/>
+            <w:r>
+              <w:rPr>
+                <w:rFonts w:ascii="Times New Roman" w:hAnsi="Times New Roman" w:eastAsia="宋体"/>
+                <w:b w:val="0"/>
+                <w:i w:val="0"/>
+                <w:sz w:val="21"/>
+              </w:rPr>
+              <w:t>demo.py Day 3：连续 3 天未完成 → 减少时长 + 拆分任务，详见 3.3.2</w:t>
+            </w:r>
+          </w:p>
+        </w:tc>
+      </w:tr>
+      <w:tr>
+        <w:tc>
+          <w:tcPr>
+            <w:tcW w:type="dxa" w:w="4535"/>
+          </w:tcPr>
+          <w:p>
+            <w:r/>
+            <w:r>
+              <w:rPr>
+                <w:rFonts w:ascii="Times New Roman" w:hAnsi="Times New Roman" w:eastAsia="宋体"/>
+                <w:b w:val="0"/>
+                <w:i w:val="0"/>
+                <w:sz w:val="21"/>
+              </w:rPr>
+              <w:t>必须展示学习计划生成前后的对比</w:t>
+            </w:r>
+          </w:p>
+        </w:tc>
+        <w:tc>
+          <w:tcPr>
+            <w:tcW w:type="dxa" w:w="3969"/>
+          </w:tcPr>
+          <w:p>
+            <w:r/>
+            <w:r>
+              <w:rPr>
+                <w:rFonts w:ascii="Times New Roman" w:hAnsi="Times New Roman" w:eastAsia="宋体"/>
+                <w:b w:val="0"/>
+                <w:i w:val="0"/>
+                <w:sz w:val="21"/>
+              </w:rPr>
+              <w:t>adjustments[] 的 before / after / reason / evidence，详见 3.3.2</w:t>
+            </w:r>
+          </w:p>
+        </w:tc>
+      </w:tr>
+      <w:tr>
+        <w:tc>
+          <w:tcPr>
+            <w:tcW w:type="dxa" w:w="4535"/>
+          </w:tcPr>
+          <w:p>
+            <w:r/>
+            <w:r>
+              <w:rPr>
+                <w:rFonts w:ascii="Times New Roman" w:hAnsi="Times New Roman" w:eastAsia="宋体"/>
+                <w:b w:val="0"/>
+                <w:i w:val="0"/>
+                <w:sz w:val="21"/>
+              </w:rPr>
+              <w:t>必须说明 openJiuwen 在其中承担的作用</w:t>
+            </w:r>
+          </w:p>
+        </w:tc>
+        <w:tc>
+          <w:tcPr>
+            <w:tcW w:type="dxa" w:w="3969"/>
+          </w:tcPr>
+          <w:p>
+            <w:r/>
+            <w:r>
+              <w:rPr>
+                <w:rFonts w:ascii="Times New Roman" w:hAnsi="Times New Roman" w:eastAsia="宋体"/>
+                <w:b w:val="0"/>
+                <w:i w:val="0"/>
+                <w:sz w:val="21"/>
+              </w:rPr>
+              <w:t>AgentCard + ReActAgent + @tool 决策编排层，详见 3.2.1</w:t>
+            </w:r>
+          </w:p>
+        </w:tc>
+      </w:tr>
+      <w:tr>
+        <w:tc>
+          <w:tcPr>
+            <w:tcW w:type="dxa" w:w="4535"/>
+          </w:tcPr>
+          <w:p>
+            <w:r/>
+            <w:r>
+              <w:rPr>
+                <w:rFonts w:ascii="Times New Roman" w:hAnsi="Times New Roman" w:eastAsia="宋体"/>
+                <w:b w:val="0"/>
+                <w:i w:val="0"/>
+                <w:sz w:val="21"/>
+              </w:rPr>
+              <w:t>输出需体现个性化与可解释性，例如为什么安排这个任务、为什么调整计划、依据了哪些历史记录等</w:t>
+            </w:r>
+          </w:p>
+        </w:tc>
+        <w:tc>
+          <w:tcPr>
+            <w:tcW w:type="dxa" w:w="3969"/>
+          </w:tcPr>
+          <w:p>
+            <w:r/>
+            <w:r>
+              <w:rPr>
+                <w:rFonts w:ascii="Times New Roman" w:hAnsi="Times New Roman" w:eastAsia="宋体"/>
+                <w:b w:val="0"/>
+                <w:i w:val="0"/>
+                <w:sz w:val="21"/>
+              </w:rPr>
+              <w:t>掌握度公式 + reason/evidence 证据链，详见 3.2.3</w:t>
+            </w:r>
+          </w:p>
+        </w:tc>
+      </w:tr>
+    </w:tbl>
+    <w:p>
+      <w:pPr>
+        <w:spacing w:after="40"/>
+      </w:pPr>
     </w:p>
     <w:p>
       <w:pPr>
@@ -1751,22 +2078,6 @@
           <w:color w:val="808080"/>
           <w:sz w:val="22"/>
         </w:rPr>
-        <w:t>· 赛题原文完整要求（粘贴 + 逐条标注）</w:t>
-      </w:r>
-    </w:p>
-    <w:p>
-      <w:pPr>
-        <w:spacing w:after="40"/>
-        <w:ind w:left="283"/>
-      </w:pPr>
-      <w:r>
-        <w:rPr>
-          <w:rFonts w:ascii="Times New Roman" w:hAnsi="Times New Roman" w:eastAsia="宋体"/>
-          <w:b w:val="0"/>
-          <w:i w:val="0"/>
-          <w:color w:val="808080"/>
-          <w:sz w:val="22"/>
-        </w:rPr>
         <w:t>· 行业权威数据来源（市场规模 / 增长率，标注出处）</w:t>
       </w:r>
     </w:p>
@@ -3420,7 +3731,7 @@
                 <w:i w:val="0"/>
                 <w:sz w:val="21"/>
               </w:rPr>
-              <w:t>用户反思 / 碎碎念原文</w:t>
+              <w:t>用户反思原文（自然语言）</w:t>
             </w:r>
           </w:p>
         </w:tc>
@@ -3456,7 +3767,7 @@
                 <w:i w:val="0"/>
                 <w:sz w:val="21"/>
               </w:rPr>
-              <w:t>结构化信号：主因 / 次因 / 弱知识点 / 情绪 / 提炼结论（非原文复述）</w:t>
+              <w:t>primary_cause / secondary_cause / weak_topics / emotion / evidence_summary</w:t>
             </w:r>
           </w:p>
         </w:tc>
@@ -3492,7 +3803,7 @@
                 <w:i w:val="0"/>
                 <w:sz w:val="21"/>
               </w:rPr>
-              <w:t>用户提交反思原文时（反思页「💬 分析反思」）</w:t>
+              <w:t>① 用户提交新反思时；② diagnose 需要归因分析时</w:t>
             </w:r>
           </w:p>
         </w:tc>
@@ -3528,7 +3839,7 @@
                 <w:i w:val="0"/>
                 <w:sz w:val="21"/>
               </w:rPr>
-              <w:t>优先 LLM 抽取（温度 0）；满足降级条件（未配 key / 超时 / 连续失败 3 次 / 解析失败）自动走关键词匹配</w:t>
+              <w:t>用 LLM 从 8 个维度判定主因：方法不当/情绪干扰/精力不足/目标不清晰/时间投入不足/任务过载/基础薄弱/环境干扰；LLM 不可用时降级为关键词匹配</w:t>
             </w:r>
           </w:p>
         </w:tc>
@@ -4880,7 +5191,7 @@
           <w:i w:val="0"/>
           <w:sz w:val="24"/>
         </w:rPr>
-        <w:t>后端 + 前端同源托管（Render 单域名），数据存 Supabase，本地开发经 cpolar 内网穿透调试；无额外硬件投入。</w:t>
+        <w:t>当前在本地运行，通过 cpolar 内网穿透供手机访问；生产环境规划部署到 Render + Supabase。</w:t>
       </w:r>
     </w:p>
     <w:p>
